--- a/DSY2201_Exp1_S1_guia_de_aprendizaje.docx
+++ b/DSY2201_Exp1_S1_guia_de_aprendizaje.docx
@@ -4697,7 +4697,7 @@
           <w:noProof/>
         </w:rPr>
         <w:drawing>
-          <wp:inline distT="0" distB="0" distL="0" distR="0" wp14:anchorId="6203135A" wp14:editId="4E9B8487">
+          <wp:inline distT="0" distB="0" distL="0" distR="0" wp14:anchorId="6203135A" wp14:editId="53BB32CE">
             <wp:extent cx="2735885" cy="1314317"/>
             <wp:effectExtent l="0" t="0" r="7620" b="635"/>
             <wp:docPr id="8" name="Imagen 8" descr="Archivos de configuración. "/>
@@ -5136,7 +5136,46 @@
         <w:rPr>
           <w:lang w:val="es-ES"/>
         </w:rPr>
-        <w:t>En tu tablero, crea listas para organizar tus tareas. Puedes tener listas como "Por hacer", "En progreso" y "Hecho". Para crear una lista, haz clic en "Agregar una lista" en la parte derecha del tablero.</w:t>
+        <w:t>En tu tablero, crea listas para organizar tus tareas. Puedes tener listas como "</w:t>
+      </w:r>
+      <w:r>
+        <w:rPr>
+          <w:highlight w:val="yellow"/>
+          <w:lang w:val="es-ES"/>
+        </w:rPr>
+        <w:t>Por hacer</w:t>
+      </w:r>
+      <w:r>
+        <w:rPr>
+          <w:lang w:val="es-ES"/>
+        </w:rPr>
+        <w:t>", "</w:t>
+      </w:r>
+      <w:r>
+        <w:rPr>
+          <w:highlight w:val="yellow"/>
+          <w:lang w:val="es-ES"/>
+        </w:rPr>
+        <w:t>En progreso</w:t>
+      </w:r>
+      <w:r>
+        <w:rPr>
+          <w:lang w:val="es-ES"/>
+        </w:rPr>
+        <w:t>" y "</w:t>
+      </w:r>
+      <w:r>
+        <w:rPr>
+          <w:highlight w:val="yellow"/>
+          <w:lang w:val="es-ES"/>
+        </w:rPr>
+        <w:t>Hecho</w:t>
+      </w:r>
+      <w:r>
+        <w:rPr>
+          <w:lang w:val="es-ES"/>
+        </w:rPr>
+        <w:t>". Para crear una lista, haz clic en "Agregar una lista" en la parte derecha del tablero.</w:t>
       </w:r>
     </w:p>
     <w:p>
@@ -6737,7 +6776,7 @@
           <w:lang w:eastAsia="es-CL"/>
         </w:rPr>
         <w:drawing>
-          <wp:anchor distT="0" distB="0" distL="114300" distR="114300" simplePos="0" relativeHeight="251668480" behindDoc="0" locked="0" layoutInCell="1" allowOverlap="1" wp14:anchorId="4F3B8C0E" wp14:editId="4564FF1B">
+          <wp:anchor distT="0" distB="0" distL="114300" distR="114300" simplePos="0" relativeHeight="251668480" behindDoc="0" locked="0" layoutInCell="1" allowOverlap="1" wp14:anchorId="4F3B8C0E" wp14:editId="710E7C15">
             <wp:simplePos x="0" y="0"/>
             <wp:positionH relativeFrom="margin">
               <wp:posOffset>1643239</wp:posOffset>
@@ -12291,6 +12330,19 @@
 </file>
 
 <file path=customXml/item1.xml><?xml version="1.0" encoding="utf-8"?>
+<p:properties xmlns:p="http://schemas.microsoft.com/office/2006/metadata/properties" xmlns:xsi="http://www.w3.org/2001/XMLSchema-instance" xmlns:pc="http://schemas.microsoft.com/office/infopath/2007/PartnerControls">
+  <documentManagement>
+    <lcf76f155ced4ddcb4097134ff3c332f xmlns="d0daa353-f819-43d1-badf-ce69fea8800d">
+      <Terms xmlns="http://schemas.microsoft.com/office/infopath/2007/PartnerControls"/>
+    </lcf76f155ced4ddcb4097134ff3c332f>
+    <TaxCatchAll xmlns="edc1eb1c-f9b5-429a-a0ce-702847a0aa2d" xsi:nil="true"/>
+    <Fecha_x0020_de_x0020_creaci_x00f3_n xmlns="d0daa353-f819-43d1-badf-ce69fea8800d" xsi:nil="true"/>
+    <Fechayhora xmlns="d0daa353-f819-43d1-badf-ce69fea8800d" xsi:nil="true"/>
+  </documentManagement>
+</p:properties>
+</file>
+
+<file path=customXml/item2.xml><?xml version="1.0" encoding="utf-8"?>
 <ct:contentTypeSchema xmlns:ct="http://schemas.microsoft.com/office/2006/metadata/contentType" xmlns:ma="http://schemas.microsoft.com/office/2006/metadata/properties/metaAttributes" ct:_="" ma:_="" ma:contentTypeName="Documento" ma:contentTypeID="0x01010070BFDEA41A5D8B46AA5DA2E2389CBE4E" ma:contentTypeVersion="18" ma:contentTypeDescription="Crear nuevo documento." ma:contentTypeScope="" ma:versionID="672700c7c1e39a78a362f54b21ce1efa">
   <xsd:schema xmlns:xsd="http://www.w3.org/2001/XMLSchema" xmlns:xs="http://www.w3.org/2001/XMLSchema" xmlns:p="http://schemas.microsoft.com/office/2006/metadata/properties" xmlns:ns2="d0daa353-f819-43d1-badf-ce69fea8800d" xmlns:ns3="edc1eb1c-f9b5-429a-a0ce-702847a0aa2d" targetNamespace="http://schemas.microsoft.com/office/2006/metadata/properties" ma:root="true" ma:fieldsID="3db37e5c6f54565a9911855e2c96e577" ns2:_="" ns3:_="">
     <xsd:import namespace="d0daa353-f819-43d1-badf-ce69fea8800d"/>
@@ -12545,24 +12597,7 @@
 </ct:contentTypeSchema>
 </file>
 
-<file path=customXml/item2.xml><?xml version="1.0" encoding="utf-8"?>
-<p:properties xmlns:p="http://schemas.microsoft.com/office/2006/metadata/properties" xmlns:xsi="http://www.w3.org/2001/XMLSchema-instance" xmlns:pc="http://schemas.microsoft.com/office/infopath/2007/PartnerControls">
-  <documentManagement>
-    <lcf76f155ced4ddcb4097134ff3c332f xmlns="d0daa353-f819-43d1-badf-ce69fea8800d">
-      <Terms xmlns="http://schemas.microsoft.com/office/infopath/2007/PartnerControls"/>
-    </lcf76f155ced4ddcb4097134ff3c332f>
-    <TaxCatchAll xmlns="edc1eb1c-f9b5-429a-a0ce-702847a0aa2d" xsi:nil="true"/>
-    <Fecha_x0020_de_x0020_creaci_x00f3_n xmlns="d0daa353-f819-43d1-badf-ce69fea8800d" xsi:nil="true"/>
-    <Fechayhora xmlns="d0daa353-f819-43d1-badf-ce69fea8800d" xsi:nil="true"/>
-  </documentManagement>
-</p:properties>
-</file>
-
 <file path=customXml/item3.xml><?xml version="1.0" encoding="utf-8"?>
-<b:Sources xmlns:b="http://schemas.openxmlformats.org/officeDocument/2006/bibliography" xmlns="http://schemas.openxmlformats.org/officeDocument/2006/bibliography" SelectedStyle="\APASixthEditionOfficeOnline.xsl" StyleName="APA" Version="6"/>
-</file>
-
-<file path=customXml/item4.xml><?xml version="1.0" encoding="utf-8"?>
 <?mso-contentType ?>
 <FormTemplates xmlns="http://schemas.microsoft.com/sharepoint/v3/contenttype/forms">
   <Display>DocumentLibraryForm</Display>
@@ -12571,7 +12606,22 @@
 </FormTemplates>
 </file>
 
+<file path=customXml/item4.xml><?xml version="1.0" encoding="utf-8"?>
+<b:Sources xmlns:b="http://schemas.openxmlformats.org/officeDocument/2006/bibliography" xmlns="http://schemas.openxmlformats.org/officeDocument/2006/bibliography" SelectedStyle="\APASixthEditionOfficeOnline.xsl" StyleName="APA" Version="6"/>
+</file>
+
 <file path=customXml/itemProps1.xml><?xml version="1.0" encoding="utf-8"?>
+<ds:datastoreItem xmlns:ds="http://schemas.openxmlformats.org/officeDocument/2006/customXml" ds:itemID="{74D9FEF5-665F-46AE-959A-636062D232CB}">
+  <ds:schemaRefs>
+    <ds:schemaRef ds:uri="http://schemas.microsoft.com/office/2006/metadata/properties"/>
+    <ds:schemaRef ds:uri="http://schemas.microsoft.com/office/infopath/2007/PartnerControls"/>
+    <ds:schemaRef ds:uri="d0daa353-f819-43d1-badf-ce69fea8800d"/>
+    <ds:schemaRef ds:uri="edc1eb1c-f9b5-429a-a0ce-702847a0aa2d"/>
+  </ds:schemaRefs>
+</ds:datastoreItem>
+</file>
+
+<file path=customXml/itemProps2.xml><?xml version="1.0" encoding="utf-8"?>
 <ds:datastoreItem xmlns:ds="http://schemas.openxmlformats.org/officeDocument/2006/customXml" ds:itemID="{883B3312-61E6-423B-8ACC-6E2AA5A6EC2F}">
   <ds:schemaRefs>
     <ds:schemaRef ds:uri="http://schemas.microsoft.com/office/2006/metadata/contentType"/>
@@ -12590,29 +12640,18 @@
 </ds:datastoreItem>
 </file>
 
-<file path=customXml/itemProps2.xml><?xml version="1.0" encoding="utf-8"?>
-<ds:datastoreItem xmlns:ds="http://schemas.openxmlformats.org/officeDocument/2006/customXml" ds:itemID="{74D9FEF5-665F-46AE-959A-636062D232CB}">
+<file path=customXml/itemProps3.xml><?xml version="1.0" encoding="utf-8"?>
+<ds:datastoreItem xmlns:ds="http://schemas.openxmlformats.org/officeDocument/2006/customXml" ds:itemID="{B123A5A5-C04E-40C2-A6AE-9CA90B3947A9}">
   <ds:schemaRefs>
-    <ds:schemaRef ds:uri="http://schemas.microsoft.com/office/2006/metadata/properties"/>
-    <ds:schemaRef ds:uri="http://schemas.microsoft.com/office/infopath/2007/PartnerControls"/>
-    <ds:schemaRef ds:uri="d0daa353-f819-43d1-badf-ce69fea8800d"/>
-    <ds:schemaRef ds:uri="edc1eb1c-f9b5-429a-a0ce-702847a0aa2d"/>
+    <ds:schemaRef ds:uri="http://schemas.microsoft.com/sharepoint/v3/contenttype/forms"/>
   </ds:schemaRefs>
 </ds:datastoreItem>
 </file>
 
-<file path=customXml/itemProps3.xml><?xml version="1.0" encoding="utf-8"?>
+<file path=customXml/itemProps4.xml><?xml version="1.0" encoding="utf-8"?>
 <ds:datastoreItem xmlns:ds="http://schemas.openxmlformats.org/officeDocument/2006/customXml" ds:itemID="{84590F1C-39F8-492C-827E-50232D2C6A34}">
   <ds:schemaRefs>
     <ds:schemaRef ds:uri="http://schemas.openxmlformats.org/officeDocument/2006/bibliography"/>
   </ds:schemaRefs>
 </ds:datastoreItem>
-</file>
-
-<file path=customXml/itemProps4.xml><?xml version="1.0" encoding="utf-8"?>
-<ds:datastoreItem xmlns:ds="http://schemas.openxmlformats.org/officeDocument/2006/customXml" ds:itemID="{B123A5A5-C04E-40C2-A6AE-9CA90B3947A9}">
-  <ds:schemaRefs>
-    <ds:schemaRef ds:uri="http://schemas.microsoft.com/sharepoint/v3/contenttype/forms"/>
-  </ds:schemaRefs>
-</ds:datastoreItem>
 </file>